--- a/manuscript/Christian_Knowledge_Integration_Ontology_Submission.docx
+++ b/manuscript/Christian_Knowledge_Integration_Ontology_Submission.docx
@@ -2089,7 +2089,7 @@
         <w:rPr>
           <w:sz w:val="20"/>
         </w:rPr>
-        <w:t>The prototype ontology, structured passage dataset, validation script, build script, documentation, and machine-readable evaluation results accompany this manuscript as supplementary files under a CC BY 4.0 license. A permanent public repository URL will be added before submission without changing the reported analysis.</w:t>
+        <w:t>The prototype ontology, structured passage dataset, validation script, build script, documentation, and machine-readable evaluation results are publicly available under a CC BY 4.0 license at https://github.com/jantill1/ChristianKnowledgeIntegrationOntology.</w:t>
       </w:r>
     </w:p>
     <w:p>
